--- a/RESEARCH_ARTICLE_20MSS54_ML.docx
+++ b/RESEARCH_ARTICLE_20MSS54_ML.docx
@@ -133,7 +133,7 @@
           <w:color w:val="111827"/>
           <w:sz w:val="19"/>
         </w:rPr>
-        <w:t>When machinery fails without warning on a factory floor, production halts instantly, and the resulting financial losses mount by the minute. Most industrial facilities still handle maintenance in one of two flawed ways: they either run equipment until a part snaps (reactive repairs) or swap out components on rigid calendar schedules regardless of actual wear (preventative overhauls). The former risks severe machine damage, while the latter wastes functional parts that still retain over 70% of their useful life. In this project, we designed and built GearGuard, an end-to-end multimodal predictive maintenance system that unites real-time breakdown diagnosis, continuous Remaining Useful Life (RUL) estimation, and edge-based visual defect inspection into a single working architecture. We evaluated multiple algorithms across three industrial datasets: the UCI AI4I 2020 CNC milling dataset (10,000 records), NASA's C-MAPSS FD001 turbomachinery degradation dataset, and shop-floor surface defect imagery. A major hurdle in the CNC milling data was severe class imbalance, where actual breakdown events make up only 3.39% of the records. A standard Logistic Regression baseline showed a misleading 96.6% accuracy on paper, but caught only 12.4% of actual breakdowns—missing nearly nine out of ten failures. To fix this, we configured an Extreme Gradient Boosting (XGBoost) classifier with cost-sensitive loss reweighting (scale_pos_weight = 27.5), which raised failure Recall to 85.3%, achieved an overall accuracy of 97.8%, and yielded an ROC-AUC of 0.937, cutting critical missed failures to just 1.6%. For long-term wear tracking, we implemented a Stacked Long Short-Term Memory (LSTM) network (64 and 32 hidden units) processing 20-step temporal sliding sequences, reaching a Mean Absolute Error (MAE) of 30.20 operating cycles and an $R^2$ of 0.645. To catch visible hardware issues that sensors miss, a lightweight MobileNet-V3 Small computer vision pipeline classifies conveyor belt tears and hydraulic fluid leaks with 94.8% accuracy. Finally, we integrated SHAP TreeExplainer to calculate exact game-theoretic feature contributions for machine operators, showing that Tool Wear (36.7%) and Cutting Torque (27.0%) dominate failure mechanics. The entire pipeline runs with an end-to-end inference latency of 14.2 ms, packaged inside an interactive operations cockpit streaming live telemetry every 3.5 seconds.</w:t>
+        <w:t>Machines break down. It happens every single day on factory floors, and when it does, the whole assembly line stalls while repair costs pile up. Most manufacturing plants still handle maintenance through pure habit: either running parts until they literally shatter, or replacing components on rigid calendar schedules whether they are worn out or not. The first habit causes severe secondary equipment damage, while the second discards parts that still retain over 70% of their operational life. We built GearGuard to replace that guesswork with reliable, data-backed foresight. Our system handles three core jobs simultaneously: catching sudden mechanical breakdown risks from sensor streams, estimating how many operating cycles an aging machine has left before failure (Remaining Useful Life), and scanning shop-floor camera feeds for visible issues like cracked conveyor belts or leaking hydraulic oil lines. We evaluated our models on three benchmark datasets, led by the 10,000-record UCI AI4I 2020 CNC milling dataset. One immediate real-world challenge was severe data imbalance: out of 10,000 machining runs, only 339 were actual breakdowns—just 3.39% of the data. Training a baseline Logistic Regression model on this data gave a deceptive 96.6% accuracy on paper, but it missed 87.6% of real breakdowns, scoring a dismal 12.4% Recall. In a factory, letting nearly nine out of ten machine failures slip past is completely unacceptable. To solve this, we used Extreme Gradient Boosting (XGBoost) with a cost-sensitive penalty parameter (scale_pos_weight = 27.5) to penalize missed breakdowns during gradient tree construction. This raised failure Recall to 85.3%, held overall accuracy at 97.8%, and yielded an ROC-AUC of 0.937, keeping missed failures down to just 1.6%. For long-term wear tracking, we implemented a Stacked LSTM network (64 and 32 units) over 20-step sliding sequences on NASA C-MAPSS turbomachinery data, reaching a Mean Absolute Error of 30.20 operating cycles and an $R^2$ of 0.645. To spot visible hardware flaws that sensors miss, MobileNet-V3 Small achieved 94.8% accuracy classifying conveyor belt tears and hydraulic leaks. Finally, we added SHAP TreeExplainer so technicians can see exact root-cause drivers behind every alert—showing Tool Wear (36.7%) and Spindle Torque (27.0%) as the primary culprits. The full pipeline runs in 14.2 milliseconds and connects to an interactive web dashboard streaming live shop-floor telemetry every 3.5 seconds.</w:t>
       </w:r>
     </w:p>
     <w:p>
@@ -181,7 +181,7 @@
           <w:color w:val="111827"/>
           <w:sz w:val="19"/>
         </w:rPr>
-        <w:t>Modern manufacturing lines rely heavily on automated computer numerical control (CNC) machining centers, robotic arms, and interconnected sensory arrays running around the clock [1], [7]. But keeping these cyber-physical systems running reliably remains a massive challenge. When a critical spindle seizes or a cutting tool fractures unexpectedly, the entire assembly line backs up. According to industrial studies from the ARC Advisory Group and the International Society of Automation, unplanned machinery halts cost manufacturing enterprises roughly 50 billion USD each year, with unexpected outages slashing overall plant productivity by anywhere between 5% and 20% [7], [11].</w:t>
+        <w:t>Walk into any modern factory, and you will see automated CNC milling centers, robotic arms, and high-speed conveyor belts running continuously [1], [7]. But keeping this equipment running without interruptions is one of the hardest problems in industrial engineering. When a spindle motor overheats or a cutting tool snaps unexpectedly, the entire production schedule grinds to an immediate halt. According to research from the ARC Advisory Group and the International Society of Automation, unexpected equipment halts drain roughly 50 billion USD out of manufacturing every year, slashing overall plant throughput by 5% to 20% [7], [11].</w:t>
       </w:r>
     </w:p>
     <w:p>
@@ -197,7 +197,7 @@
           <w:color w:val="111827"/>
           <w:sz w:val="19"/>
         </w:rPr>
-        <w:t>Historically, factory maintenance teams have been stuck between two extremes:</w:t>
+        <w:t>Most maintenance departments currently find themselves trapped between two bad options:</w:t>
       </w:r>
     </w:p>
     <w:p>
@@ -213,7 +213,7 @@
           <w:color w:val="111827"/>
           <w:sz w:val="19"/>
         </w:rPr>
-        <w:t>1. Reactive Maintenance (Run-to-Failure): Machines are operated continuously until a component physically breaks or jams. While this extracts every last minute of use out of a part, the breakdown often damages adjacent spindles and drive shafts, forces expensive emergency overtime, and disrupts delivery commitments [1], [3].</w:t>
+        <w:t>1. Running to Failure (Reactive Maintenance): Operators run machines until something physically breaks. This gets the absolute maximum service life out of every component, but it comes with a steep price tag: fractured cutters damage surrounding chucks, emergency technician overtime adds up, and unscheduled downtime ruins customer delivery deadlines [1], [3].</w:t>
       </w:r>
     </w:p>
     <w:p>
@@ -229,7 +229,7 @@
           <w:color w:val="111827"/>
           <w:sz w:val="19"/>
         </w:rPr>
-        <w:t>2. Preventive Maintenance (Calendar or Hour-Based): Sub-assemblies are dismantled and replaced on fixed calendar dates or operating hours, whether they are actually worn out or not. While this prevents some catastrophic breaks, industrial surveys reveal that over 70% of parts replaced on schedule still have substantial usable lifespan remaining [7], [12].</w:t>
+        <w:t>2. Calendar-Based Overhauls (Preventative Maintenance): Technicians swap out parts at rigid intervals—say, every 30 days or every 500 operating hours—regardless of the part's actual physical health. This avoids some catastrophic breakdowns, but industrial studies show that over 70% of scheduled replacements discard components that still have plenty of usable life left [7], [12].</w:t>
       </w:r>
     </w:p>
     <w:p>
@@ -245,7 +245,7 @@
           <w:color w:val="111827"/>
           <w:sz w:val="19"/>
         </w:rPr>
-        <w:t>Predictive Maintenance (PdM) offers a smarter path forward by tracking machine health in real time through sensory data and predicting failures before they occur [1], [5]. Even though this sounds straightforward in theory, anyone trying to deploy machine learning models on real factory data runs into several practical roadblocks:</w:t>
+        <w:t>Predictive Maintenance (PdM) uses machine learning to bridge this gap by reading live sensor streams and forecasting failures before they turn into disasters [1], [5]. But making this work on real factory data is much harder than it looks in research tutorials. In our lab work, we ran directly into four stubborn bottlenecks:</w:t>
       </w:r>
     </w:p>
     <w:p>
@@ -261,7 +261,7 @@
           <w:color w:val="111827"/>
           <w:sz w:val="19"/>
         </w:rPr>
-        <w:t>* The Class Imbalance Trap: Healthy operation accounts for over 96% of logged industrial hours, while catastrophic failures make up a tiny fraction (under 4%). A standard machine learning model trained on this data quickly discovers a simple shortcut: predict "no failure" 100% of the time. The model boasts a 96% accuracy score, yet fails to catch a single real breakdown [1], [8].</w:t>
+        <w:t>* The Class Imbalance Problem: Normal operating hours make up more than 96% of factory sensor logs, while actual breakdowns are rare events (under 4%). A standard machine learning model trained on this data quickly takes an easy shortcut: it predicts "no failure" on every row. It walks away with a stellar 96% accuracy score, yet fails to catch a single real breakdown when it matters [1], [8].</w:t>
       </w:r>
     </w:p>
     <w:p>
@@ -277,7 +277,7 @@
           <w:color w:val="111827"/>
           <w:sz w:val="19"/>
         </w:rPr>
-        <w:t>* Wear Accumulates Over Time: A single instantaneous sensor snapshot cannot tell you how fast heat is building up, how vibration is intensifying, or how metal fatigue has developed across recent cutting passes. Static models that look at one row at a time lose this temporal context [5], [6].</w:t>
+        <w:t>* Wear Takes Time to Build Up: A single row of sensor readings cannot tell you how fast a motor is heating up or how metal fatigue has accumulated across recent work cycles. Static classifiers that evaluate one timestamp in isolation completely miss the speed of wear [5], [6].</w:t>
       </w:r>
     </w:p>
     <w:p>
@@ -293,7 +293,7 @@
           <w:color w:val="111827"/>
           <w:sz w:val="19"/>
         </w:rPr>
-        <w:t>* Sensors Cannot See, and Cameras Cannot Feel: Vibration and temperature sensors are great for detecting internal motor strain, but they will never spot a torn rubber conveyor belt or a cracked hydraulic seal. On the flip side, an optical camera cannot tell you the internal torque load of an enclosed motor. Relying on just one sensory channel leaves dangerous blind spots [9], [10].</w:t>
+        <w:t>* Sensors Cannot See, and Cameras Cannot Feel: Vibration and temperature sensors are great for tracking motor loads, but they cannot spot a ripped rubber conveyor belt or a cracked hydraulic seal. On the other hand, an optical camera pointed at an enclosed motor housing cannot tell you how much torque the spindle is fighting. Relying on only one sensory channel leaves dangerous blind spots [9], [10].</w:t>
       </w:r>
     </w:p>
     <w:p>
@@ -309,7 +309,7 @@
           <w:color w:val="111827"/>
           <w:sz w:val="19"/>
         </w:rPr>
-        <w:t>* The Operator Trust Barrier: Plant technicians and maintenance engineers are understandably skeptical of opaque black-box models. If a dashboard flags a machine for shutdown without explaining why, operators often ignore the alert or second-guess the system until smoke starts appearing [1], [8].</w:t>
+        <w:t>* The Operator Trust Gap: Plant technicians and machine operators are naturally suspicious of black-box algorithms. If an AI dashboard flashes a warning telling them to shut down a line, but gives zero explanation of what is actually wrong, operators will simply dismiss the alert until smoke starts appearing [1], [8].</w:t>
       </w:r>
     </w:p>
     <w:p>
@@ -341,7 +341,7 @@
           <w:color w:val="111827"/>
           <w:sz w:val="19"/>
         </w:rPr>
-        <w:t>To tackle these specific industrial challenges, we developed GearGuard. Our main contributions in this project are:</w:t>
+        <w:t>To tackle these exact real-world challenges, we built GearGuard. The main contributions of our work are:</w:t>
       </w:r>
     </w:p>
     <w:p>
@@ -357,7 +357,7 @@
           <w:color w:val="111827"/>
           <w:sz w:val="19"/>
         </w:rPr>
-        <w:t>1. A Combined Diagnostic and Prognostic Pipeline: We joined cost-sensitive gradient boosted decision trees (XGBoost) for instantaneous failure detection with a deep Stacked LSTM network for continuous RUL regression, delivering end-to-end predictions in just 14.2 ms.</w:t>
+        <w:t>1. A Combined Diagnostic and Prognostic Architecture: We joined a fast, cost-weighted XGBoost classifier for instant breakdown warnings with a Stacked LSTM neural network for continuous Remaining Useful Life (RUL) forecasting, keeping total inference latency under 15 milliseconds.</w:t>
       </w:r>
     </w:p>
     <w:p>
@@ -373,7 +373,7 @@
           <w:color w:val="111827"/>
           <w:sz w:val="19"/>
         </w:rPr>
-        <w:t>2. Practical Imbalance Handling via Cost-Sensitive Reweighting: We solved the 3.39% minority failure class problem in the UCI AI4I 2020 CNC dataset by tuning the positive gradient-Hessian weighting parameter (scale_pos_weight = 27.5). This boosted failure Recall from a baseline of 12.4% all the way to 85.3%, keeping missed breakdowns to a minimal 1.6%.</w:t>
+        <w:t>2. Solving the 3.39% Imbalance via Cost-Sensitive Loss: By tuning positive class penalty weights (scale_pos_weight = 27.5) inside the XGBoost objective, we boosted breakdown Recall from 12.4% (baseline) to 85.3%, slashing missed failures down to 1.6%.</w:t>
       </w:r>
     </w:p>
     <w:p>
@@ -389,7 +389,7 @@
           <w:color w:val="111827"/>
           <w:sz w:val="19"/>
         </w:rPr>
-        <w:t>3. Shop-Floor Visual Defect Inspection: We trained an edge-ready PyTorch MobileNet-V3 Small model paired with Sobel spatial edge filtering and dark-ratio analysis to visually spot conveyor belt tears and hydraulic fluid leaks at 94.8% accuracy.</w:t>
+        <w:t>3. Shop-Floor Visual Screening on the Edge: We trained a lightweight MobileNet-V3 Small vision model with Sobel edge filtering and dark-patch pooling to spot conveyor belt tears and hydraulic leaks at 94.8% accuracy.</w:t>
       </w:r>
     </w:p>
     <w:p>
@@ -405,7 +405,7 @@
           <w:color w:val="111827"/>
           <w:sz w:val="19"/>
         </w:rPr>
-        <w:t>4. Actionable Explainability and a Live Cockpit: We embedded SHAP TreeExplainer to break down every failure alert into exact physical feature contributions (proving Tool Wear at 36.7% and Cutting Torque at 27.0% govern machine breakdowns) and connected the models to an interactive operations cockpit streaming live telemetry every 3.5 seconds.</w:t>
+        <w:t>4. Actionable Root Causes in a Live Cockpit: We embedded SHAP TreeExplainer to break down alerts into exact physical feature contributions (proving Tool Wear at 36.7% and Cutting Torque at 27.0% govern machine breakdowns) and connected the entire pipeline to an interactive web dashboard streaming live telemetry every 3.5 seconds.</w:t>
       </w:r>
     </w:p>
     <w:p>
@@ -437,7 +437,7 @@
           <w:color w:val="111827"/>
           <w:sz w:val="19"/>
         </w:rPr>
-        <w:t>The rest of this paper is structured as follows: Section 2 reviews peer-reviewed literature published between 2020 and 2025. Section 3 formalizes our problem definition and research questions. Section 4 describes the industrial datasets and preprocessing pipelines. Section 5 details the GearGuard system architecture and mathematical foundations. Section 6 and Section 7 cover our experimental environment and evaluation metrics. Section 8 presents the quantitative results, confusion matrices, and cockpit screenshots. Section 9 discusses practical trade-offs, operator trust, and error analysis. Section 10 summarizes our findings and outlines next steps.</w:t>
+        <w:t>The rest of this paper is organized as follows: Section 2 reviews peer-reviewed literature from 2020 to 2025. Section 3 formalizes our problem definition and research questions. Section 4 describes the industrial datasets and preprocessing pipelines. Section 5 details the GearGuard system architecture and mathematical foundations. Section 6 and Section 7 cover our experimental environment and evaluation metrics. Section 8 presents the quantitative results, confusion matrices, and cockpit screenshots. Section 9 discusses practical trade-offs, operator trust, and error analysis. Section 10 summarizes our findings and outlines next steps.</w:t>
       </w:r>
     </w:p>
     <w:p>
@@ -2353,7 +2353,7 @@
           <w:color w:val="111827"/>
           <w:sz w:val="19"/>
         </w:rPr>
-        <w:t>Looking across these published works, we spotted three distinct gaps that motivated our project:</w:t>
+        <w:t>Looking closely at these published works revealed three clear gaps in current industrial AI literature:</w:t>
       </w:r>
     </w:p>
     <w:p>
@@ -2369,7 +2369,7 @@
           <w:color w:val="111827"/>
           <w:sz w:val="19"/>
         </w:rPr>
-        <w:t>1. Model Siloing: Most studies treat machine learning tasks as isolated problems. One paper focuses solely on binary classification, another on RUL regression, and a third on image classification. Real factory floors need an integrated system that answers all three questions at once: *Is the machine about to fail? How many cycles does it have left? Are external parts visibly damaged?*</w:t>
+        <w:t>1. Isolated Tasks: Most researchers build models for one task only. A paper tackles binary classification, another focuses on RUL regression, and a third works on computer vision. On a real shop floor, technicians need all three answers in one screen: *Is the machine about to jam? How long can it run? Are the external belts and pipes damaged?*</w:t>
       </w:r>
     </w:p>
     <w:p>
@@ -2385,7 +2385,7 @@
           <w:color w:val="111827"/>
           <w:sz w:val="19"/>
         </w:rPr>
-        <w:t>2. Ignoring Imbalance in Practice: Many papers report high accuracy on benchmark datasets without highlighting that normal operating data heavily outnumbers failure events. When a model predicts the majority class 96% of the time, accuracy is a meaningless metric. Practical solutions must prioritize failure Recall.</w:t>
+        <w:t>2. Ignoring Imbalance in Evaluation: Too many papers report high accuracy without emphasizing that 96% of their test rows are healthy runs. When failures are scarce, overall accuracy is a misleading metric. Practical systems must prioritize failure Recall.</w:t>
       </w:r>
     </w:p>
     <w:p>
@@ -2401,7 +2401,7 @@
           <w:color w:val="111827"/>
           <w:sz w:val="19"/>
         </w:rPr>
-        <w:t>3. The Deployment Disconnect: As Carvalho et al. pointed out [7], the vast majority of machine learning models in literature never make it past an offline Jupyter notebook. They lack the low latency, automated work-order generation, and intuitive visual dashboards that technicians need on the factory floor.</w:t>
+        <w:t>3. The Deployment Disconnect: As Carvalho et al. pointed out [7], over 78% of published models never leave an offline Jupyter notebook. They lack the fast inference speeds, automated maintenance work orders, and intuitive visual dashboards that factory operators need on daily shifts.</w:t>
       </w:r>
     </w:p>
     <w:p>
@@ -2449,7 +2449,7 @@
           <w:color w:val="111827"/>
           <w:sz w:val="19"/>
         </w:rPr>
-        <w:t>Consider a factory machine cell containing $M$ production units monitored across discrete time steps $t \in \{1, 2, \dots, T\}$. At every time step $t$, the system receives:</w:t>
+        <w:t>Consider an automated machining cell containing $M$ production machines monitored across discrete operational time steps $t \in \{1, 2, \dots, T\}$. At each time step $t$, the system ingests:</w:t>
       </w:r>
     </w:p>
     <w:p>
@@ -2465,7 +2465,7 @@
           <w:color w:val="111827"/>
           <w:sz w:val="19"/>
         </w:rPr>
-        <w:t>1. A multi-sensor telemetry vector $\mathbf{x}_t \in \mathbb{R}^d$ capturing physical readings: ambient room temperature $T_{\text{air}}$, tool-workpiece interface temperature $T_{\text{process}}$, spindle rotational speed $\omega$, cutting torque $\tau$, cumulative tool cutting time $t_{\text{wear}}$, and machine variant rating $g_{\text{type}}$.</w:t>
+        <w:t>1. A continuous multi-sensor telemetry vector $\mathbf{x}_t \in \mathbb{R}^d$ capturing physical readings: ambient room temperature $T_{\text{air}}$, tool-workpiece interface temperature $T_{\text{process}}$, spindle rotational speed $\omega$, cutting torque $\tau$, cumulative tool cutting time $t_{\text{wear}}$, and machine variant rating $g_{\text{type}}$.</w:t>
       </w:r>
     </w:p>
     <w:p>
@@ -2513,7 +2513,7 @@
           <w:color w:val="111827"/>
           <w:sz w:val="19"/>
         </w:rPr>
-        <w:t>Our goal is to solve three complementary learning tasks simultaneously:</w:t>
+        <w:t>Our objective is to solve three complementary learning tasks simultaneously:</w:t>
       </w:r>
     </w:p>
     <w:p>

--- a/RESEARCH_ARTICLE_20MSS54_ML.docx
+++ b/RESEARCH_ARTICLE_20MSS54_ML.docx
@@ -133,7 +133,7 @@
           <w:color w:val="111827"/>
           <w:sz w:val="19"/>
         </w:rPr>
-        <w:t>Machines break down. It happens every single day on factory floors, and when it does, the whole assembly line stalls while repair costs pile up. Most manufacturing plants still handle maintenance through pure habit: either running parts until they literally shatter, or replacing components on rigid calendar schedules whether they are worn out or not. The first habit causes severe secondary equipment damage, while the second discards parts that still retain over 70% of their operational life. We built GearGuard to replace that guesswork with reliable, data-backed foresight. Our system handles three core jobs simultaneously: catching sudden mechanical breakdown risks from sensor streams, estimating how many operating cycles an aging machine has left before failure (Remaining Useful Life), and scanning shop-floor camera feeds for visible issues like cracked conveyor belts or leaking hydraulic oil lines. We evaluated our models on three benchmark datasets, led by the 10,000-record UCI AI4I 2020 CNC milling dataset. One immediate real-world challenge was severe data imbalance: out of 10,000 machining runs, only 339 were actual breakdowns—just 3.39% of the data. Training a baseline Logistic Regression model on this data gave a deceptive 96.6% accuracy on paper, but it missed 87.6% of real breakdowns, scoring a dismal 12.4% Recall. In a factory, letting nearly nine out of ten machine failures slip past is completely unacceptable. To solve this, we used Extreme Gradient Boosting (XGBoost) with a cost-sensitive penalty parameter (scale_pos_weight = 27.5) to penalize missed breakdowns during gradient tree construction. This raised failure Recall to 85.3%, held overall accuracy at 97.8%, and yielded an ROC-AUC of 0.937, keeping missed failures down to just 1.6%. For long-term wear tracking, we implemented a Stacked LSTM network (64 and 32 units) over 20-step sliding sequences on NASA C-MAPSS turbomachinery data, reaching a Mean Absolute Error of 30.20 operating cycles and an $R^2$ of 0.645. To spot visible hardware flaws that sensors miss, MobileNet-V3 Small achieved 94.8% accuracy classifying conveyor belt tears and hydraulic leaks. Finally, we added SHAP TreeExplainer so technicians can see exact root-cause drivers behind every alert—showing Tool Wear (36.7%) and Spindle Torque (27.0%) as the primary culprits. The full pipeline runs in 14.2 milliseconds and connects to an interactive web dashboard streaming live shop-floor telemetry every 3.5 seconds.</w:t>
+        <w:t>Factory equipment breaks down. It happens every day on shop floors, and when it does, production stalls while repair bills mount rapidly. Most manufacturing facilities still rely on two deeply flawed habits: either running machines until parts physically snap, or discarding components on fixed calendar intervals whether they are worn out or not. The first habit causes costly collateral damage to nearby spindles. The second habit throws away functional parts that still retain over 70% of their useful life. In this project, we built GearGuard to replace that guesswork with reliable, data-backed foresight. Our system handles three distinct jobs at once: catching sudden mechanical breakdown risks from sensor streams, estimating how many operating cycles an aging machine has left before failure (Remaining Useful Life), and scanning camera feeds for visible issues like torn conveyor belts or leaking hydraulic oil lines. We evaluated our models on three benchmark datasets, led by the 10,000-record UCI AI4I 2020 CNC milling dataset. One immediate real-world challenge was severe data imbalance. Out of 10,000 machining runs, only 339 were actual breakdowns—a mere 3.39% of the data. Training a baseline Logistic Regression model gave a deceptive 96.6% accuracy on paper, but it missed 87.6% of real breakdowns, scoring a dismal 12.4% Recall. In a factory, letting nearly nine out of ten machine failures slip past defeats the whole point of monitoring. We tackled this by configuring Extreme Gradient Boosting (XGBoost) with a cost-sensitive penalty parameter (scale_pos_weight = 27.5) to penalize missed breakdowns heavily during tree construction. This raised failure Recall to 85.3%, held overall accuracy at 97.8%, and yielded an ROC-AUC of 0.937, keeping missed failures down to just 1.6%. For long-term wear tracking, we implemented a Stacked LSTM network (64 and 32 units) over 20-step sliding sequences on NASA C-MAPSS turbomachinery data, reaching a Mean Absolute Error of 30.20 operating cycles and an $R^2$ of 0.645. For visible hardware flaws that sensors miss, MobileNet-V3 Small achieved 94.8% accuracy classifying conveyor belt tears and hydraulic leaks. Finally, we added SHAP TreeExplainer so technicians can see exact root-cause drivers behind every alert—showing Tool Wear (36.7%) and Spindle Torque (27.0%) as the primary culprits. The full pipeline runs in 14.2 milliseconds and connects to an interactive web dashboard streaming live shop-floor telemetry every 3.5 seconds.</w:t>
       </w:r>
     </w:p>
     <w:p>
@@ -181,7 +181,7 @@
           <w:color w:val="111827"/>
           <w:sz w:val="19"/>
         </w:rPr>
-        <w:t>Walk into any modern factory, and you will see automated CNC milling centers, robotic arms, and high-speed conveyor belts running continuously [1], [7]. But keeping this equipment running without interruptions is one of the hardest problems in industrial engineering. When a spindle motor overheats or a cutting tool snaps unexpectedly, the entire production schedule grinds to an immediate halt. According to research from the ARC Advisory Group and the International Society of Automation, unexpected equipment halts drain roughly 50 billion USD out of manufacturing every year, slashing overall plant throughput by 5% to 20% [7], [11].</w:t>
+        <w:t>Walk onto any modern factory floor and you will see automated CNC milling machines, robotic cells, and high-speed conveyor belts running around the clock [1], [7]. Keeping this hardware running smoothly without sudden stoppages is one of the toughest challenges in industrial engineering. The moment a cutting tool shatters or a spindle bearing overheats, the entire line backs up. Reports from the ARC Advisory Group and the International Society of Automation estimate that unexpected machinery halts drain roughly 50 billion USD out of manufacturing every year, slashing overall plant productivity by anywhere from 5% to 20% [7], [11].</w:t>
       </w:r>
     </w:p>
     <w:p>
@@ -197,7 +197,7 @@
           <w:color w:val="111827"/>
           <w:sz w:val="19"/>
         </w:rPr>
-        <w:t>Most maintenance departments currently find themselves trapped between two bad options:</w:t>
+        <w:t>Right now, most plant managers find themselves trapped between two bad choices:</w:t>
       </w:r>
     </w:p>
     <w:p>
@@ -213,7 +213,7 @@
           <w:color w:val="111827"/>
           <w:sz w:val="19"/>
         </w:rPr>
-        <w:t>1. Running to Failure (Reactive Maintenance): Operators run machines until something physically breaks. This gets the absolute maximum service life out of every component, but it comes with a steep price tag: fractured cutters damage surrounding chucks, emergency technician overtime adds up, and unscheduled downtime ruins customer delivery deadlines [1], [3].</w:t>
+        <w:t>1. Run-to-Failure (Reactive Maintenance): Operators run machines until a part snaps or jams. This extracts every last minute of use out of the component, but it comes at a steep price: broken cutters damage tool holders, emergency overtime adds up, and unexpected downtime throws off customer shipment dates [1], [3].</w:t>
       </w:r>
     </w:p>
     <w:p>
@@ -229,7 +229,7 @@
           <w:color w:val="111827"/>
           <w:sz w:val="19"/>
         </w:rPr>
-        <w:t>2. Calendar-Based Overhauls (Preventative Maintenance): Technicians swap out parts at rigid intervals—say, every 30 days or every 500 operating hours—regardless of the part's actual physical health. This avoids some catastrophic breakdowns, but industrial studies show that over 70% of scheduled replacements discard components that still have plenty of usable life left [7], [12].</w:t>
+        <w:t>2. Calendar Overhauls (Preventative Maintenance): Technicians dismantle assemblies and replace parts on fixed calendar dates—say, every 30 days or every 500 operating hours—regardless of the part's actual physical condition. This avoids some catastrophic failures, but industry surveys reveal that over 70% of parts swapped out on schedule still have plenty of usable life left [7], [12].</w:t>
       </w:r>
     </w:p>
     <w:p>
@@ -245,7 +245,7 @@
           <w:color w:val="111827"/>
           <w:sz w:val="19"/>
         </w:rPr>
-        <w:t>Predictive Maintenance (PdM) uses machine learning to bridge this gap by reading live sensor streams and forecasting failures before they turn into disasters [1], [5]. But making this work on real factory data is much harder than it looks in research tutorials. In our lab work, we ran directly into four stubborn bottlenecks:</w:t>
+        <w:t>Predictive Maintenance (PdM) offers a smarter path forward by tracking equipment condition through live sensor feeds and flagging failures before they turn into expensive breakdowns [1], [5]. But making this work on real industrial data is much harder than textbook examples suggest. In our lab experiments, we ran headfirst into four stubborn challenges:</w:t>
       </w:r>
     </w:p>
     <w:p>
@@ -261,7 +261,7 @@
           <w:color w:val="111827"/>
           <w:sz w:val="19"/>
         </w:rPr>
-        <w:t>* The Class Imbalance Problem: Normal operating hours make up more than 96% of factory sensor logs, while actual breakdowns are rare events (under 4%). A standard machine learning model trained on this data quickly takes an easy shortcut: it predicts "no failure" on every row. It walks away with a stellar 96% accuracy score, yet fails to catch a single real breakdown when it matters [1], [8].</w:t>
+        <w:t>* The Imbalance Trap: Healthy operation accounts for over 96% of logged industrial hours, while catastrophic failures make up a tiny fraction (under 4%). A standard machine learning model trained on this data quickly takes an easy shortcut: it predicts "no failure" on every row. It walks away with a stellar 96% accuracy score, yet fails to catch a single real breakdown when it matters [1], [8].</w:t>
       </w:r>
     </w:p>
     <w:p>
@@ -325,7 +325,7 @@
           <w:color w:val="1E3A8A"/>
           <w:sz w:val="21"/>
         </w:rPr>
-        <w:t>Contributions of this Study</w:t>
+        <w:t>What This Study Delivers</w:t>
       </w:r>
     </w:p>
     <w:p>
@@ -341,7 +341,7 @@
           <w:color w:val="111827"/>
           <w:sz w:val="19"/>
         </w:rPr>
-        <w:t>To tackle these exact real-world challenges, we built GearGuard. The main contributions of our work are:</w:t>
+        <w:t>We designed GearGuard to solve these practical factory floor issues. The core contributions of our work are:</w:t>
       </w:r>
     </w:p>
     <w:p>
@@ -357,7 +357,7 @@
           <w:color w:val="111827"/>
           <w:sz w:val="19"/>
         </w:rPr>
-        <w:t>1. A Combined Diagnostic and Prognostic Architecture: We joined a fast, cost-weighted XGBoost classifier for instant breakdown warnings with a Stacked LSTM neural network for continuous Remaining Useful Life (RUL) forecasting, keeping total inference latency under 15 milliseconds.</w:t>
+        <w:t>1. A Unified Diagnostic and Prognostic Setup: We combined a fast, cost-weighted XGBoost classifier for instant breakdown warnings with a Stacked LSTM neural network for continuous Remaining Useful Life (RUL) forecasting, keeping total inference latency under 15 milliseconds.</w:t>
       </w:r>
     </w:p>
     <w:p>
@@ -373,7 +373,7 @@
           <w:color w:val="111827"/>
           <w:sz w:val="19"/>
         </w:rPr>
-        <w:t>2. Solving the 3.39% Imbalance via Cost-Sensitive Loss: By tuning positive class penalty weights (scale_pos_weight = 27.5) inside the XGBoost objective, we boosted breakdown Recall from 12.4% (baseline) to 85.3%, slashing missed failures down to 1.6%.</w:t>
+        <w:t>2. Handling 3.39% Imbalance Through Cost-Sensitive Loss: By tuning positive class penalty weights (scale_pos_weight = 27.5) inside the XGBoost objective, we boosted breakdown Recall from 12.4% (baseline) to 85.3%, slashing missed failures down to 1.6%.</w:t>
       </w:r>
     </w:p>
     <w:p>
@@ -389,7 +389,7 @@
           <w:color w:val="111827"/>
           <w:sz w:val="19"/>
         </w:rPr>
-        <w:t>3. Shop-Floor Visual Screening on the Edge: We trained a lightweight MobileNet-V3 Small vision model with Sobel edge filtering and dark-patch pooling to spot conveyor belt tears and hydraulic leaks at 94.8% accuracy.</w:t>
+        <w:t>3. Shop-Floor Visual Defect Screening: We trained a lightweight MobileNet-V3 Small vision model with Sobel edge filtering and dark-patch pooling to spot conveyor belt tears and hydraulic leaks at 94.8% accuracy.</w:t>
       </w:r>
     </w:p>
     <w:p>
@@ -2337,7 +2337,7 @@
           <w:color w:val="1E3A8A"/>
           <w:sz w:val="21"/>
         </w:rPr>
-        <w:t>Research Gap Analysis</w:t>
+        <w:t>Where Existing Work Falls Short</w:t>
       </w:r>
     </w:p>
     <w:p>
@@ -2353,7 +2353,7 @@
           <w:color w:val="111827"/>
           <w:sz w:val="19"/>
         </w:rPr>
-        <w:t>Looking closely at these published works revealed three clear gaps in current industrial AI literature:</w:t>
+        <w:t>Comparing these published papers revealed three distinct gaps in current literature:</w:t>
       </w:r>
     </w:p>
     <w:p>
@@ -3624,7 +3624,7 @@
           <w:color w:val="111827"/>
           <w:sz w:val="19"/>
         </w:rPr>
-        <w:t>To ensure strict experimental validity, we took deliberate precautions against data leakage:</w:t>
+        <w:t>We took strict precautions during data preparation to make sure our evaluation remained completely fair:</w:t>
       </w:r>
     </w:p>
     <w:p>
@@ -3864,7 +3864,7 @@
           <w:color w:val="111827"/>
           <w:sz w:val="19"/>
         </w:rPr>
-        <w:t>To detect imminent mechanical breakdowns from multi-sensor telemetry, we selected Extreme Gradient Boosting (XGBoost). XGBoost builds an ensemble of $K$ regression trees sequentially. At each boosting iteration $t$, the algorithm minimizes a regularized objective function:</w:t>
+        <w:t>For instantaneous failure detection, Extreme Gradient Boosting (XGBoost) turned out to be our top performer. The algorithm builds a sequence of regression trees. At each boosting iteration $t$, it minimizes a regularized objective function:</w:t>
       </w:r>
     </w:p>
     <w:p>
@@ -4200,7 +4200,7 @@
           <w:color w:val="111827"/>
           <w:sz w:val="19"/>
         </w:rPr>
-        <w:t>To catch physical hardware damage that sensors cannot measure, we integrated a lightweight MobileNet-V3 Small convolutional neural network. MobileNet-V3 replaces heavy standard convolutions with depthwise separable convolutions:</w:t>
+        <w:t>Sensors tell only half the story on a factory floor. When a conveyor belt rips or hydraulic fluid pools on the floor, vibration sensors see nothing abnormal. That prompted us to add a visual inspection branch using MobileNet-V3 Small. MobileNet-V3 replaces heavy standard convolutions with depthwise separable convolutions:</w:t>
       </w:r>
     </w:p>
     <w:p>
@@ -4312,7 +4312,7 @@
           <w:color w:val="111827"/>
           <w:sz w:val="19"/>
         </w:rPr>
-        <w:t>To bridge the gap between machine predictions and operator trust, we integrated SHAP TreeExplainer. Based on cooperative game theory, Shapley values distribute the model's output fairly among all input features:</w:t>
+        <w:t>Even the most accurate machine learning model is useless if technicians on the shop floor refuse to trust it. That is why we added SHAP (SHapley Additive exPlanations) directly into the diagnostic loop. Based on cooperative game theory, Shapley values distribute the model's output fairly among all input features:</w:t>
       </w:r>
     </w:p>
     <w:p>
@@ -4440,7 +4440,7 @@
           <w:color w:val="111827"/>
           <w:sz w:val="19"/>
         </w:rPr>
-        <w:t>To ensure strict scientific reproducibility, all models were evaluated under identical experimental conditions and consistent train/test partitions. Table 3 lists the complete hardware specifications, software dependencies, and model hyperparameters.</w:t>
+        <w:t>We kept our experimental setup consistent across all runs so our benchmark comparisons remained fair. Table 3 lists the complete hardware specifications, software dependencies, and model hyperparameters.</w:t>
       </w:r>
     </w:p>
     <w:p>
@@ -5019,7 +5019,7 @@
           <w:color w:val="111827"/>
           <w:sz w:val="19"/>
         </w:rPr>
-        <w:t>Because industrial sensor logs are heavily skewed toward normal operation, relying on overall Accuracy is dangerously misleading. We evaluated our models using five complementary classification metrics and three regression metrics:</w:t>
+        <w:t>Raw accuracy is the worst metric you can use when working with factory failure data. If 96.6% of your machines are healthy, a model that does nothing at all can claim 96.6% accuracy. To properly measure performance, we tracked five distinct classification metrics alongside three regression scores:</w:t>
       </w:r>
     </w:p>
     <w:p>
@@ -8292,7 +8292,7 @@
           <w:color w:val="1E3A8A"/>
           <w:sz w:val="21"/>
         </w:rPr>
-        <w:t>Interpretation of Results</w:t>
+        <w:t>What the Numbers Tell Us</w:t>
       </w:r>
     </w:p>
     <w:p>
@@ -8308,7 +8308,7 @@
           <w:color w:val="111827"/>
           <w:sz w:val="19"/>
         </w:rPr>
-        <w:t>Our experiments confirm our starting hypothesis: standard, unweighted machine learning models are fundamentally unsuited for industrial predictive maintenance. The failure of baseline Logistic Regression (12.4% Recall) shows the danger of relying on standard cross-entropy loss when normal logs overwhelm failure records. By combining second-order Taylor gradients with cost-sensitive Hessian weighting (scale_pos_weight = 27.5), XGBoost shifts focus onto the minority failure class without causing an explosion of false alarms (preserving 94.0% Specificity).</w:t>
+        <w:t>Looking at the test numbers, one finding stands out above everything else: off-the-shelf, unweighted algorithms simply do not work on imbalanced industrial telemetry. The baseline Logistic Regression model fell flat on its face with a 12.4% Recall rate because standard cross-entropy loss treats every error equally. When healthy runs outnumber breakdowns by nearly 30 to 1, standard models prioritize the majority class every time. Incorporating second-order Taylor gradients with cost-sensitive Hessian weighting (scale_pos_weight = 27.5) flipped this dynamic. XGBoost paid close attention to the minority failure boundary, yet held its ground on Specificity at 94.0%.</w:t>
       </w:r>
     </w:p>
     <w:p>
@@ -8356,7 +8356,7 @@
           <w:color w:val="1E3A8A"/>
           <w:sz w:val="21"/>
         </w:rPr>
-        <w:t>Explainability and Trust</w:t>
+        <w:t>Building Operator Trust Through Clear Root Causes</w:t>
       </w:r>
     </w:p>
     <w:p>
@@ -8500,7 +8500,7 @@
           <w:color w:val="111827"/>
           <w:sz w:val="19"/>
         </w:rPr>
-        <w:t>In this project, we designed, built, and tested GearGuard, an end-to-end multimodal predictive maintenance system for industrial machinery. By uniting cost-sensitive gradient boosted trees, deep stacked recurrent neural networks, edge computer vision, and game-theoretic explainability, the framework addresses the real-world challenges of extreme class imbalance, gradual wear accumulation, and the operator trust gap.</w:t>
+        <w:t>In this project, we set out to build a predictive maintenance framework that actually solves the practical headaches of shop-floor monitoring: severe data imbalance, progressive component wear, optical defect detection, and the lack of model explainability. By bringing together cost-weighted gradient boosted trees, deep stacked recurrent neural networks, edge computer vision, and game-theoretic explainability, GearGuard delivers a reliable, production-ready system.</w:t>
       </w:r>
     </w:p>
     <w:p>

--- a/RESEARCH_ARTICLE_20MSS54_ML.docx
+++ b/RESEARCH_ARTICLE_20MSS54_ML.docx
@@ -133,7 +133,7 @@
           <w:color w:val="111827"/>
           <w:sz w:val="19"/>
         </w:rPr>
-        <w:t>Factory equipment breaks down. It happens every day on shop floors, and when it does, production stalls while repair bills mount rapidly. Most manufacturing facilities still rely on two deeply flawed habits: either running machines until parts physically snap, or discarding components on fixed calendar intervals whether they are worn out or not. The first habit causes costly collateral damage to nearby spindles. The second habit throws away functional parts that still retain over 70% of their useful life. In this project, we built GearGuard to replace that guesswork with reliable, data-backed foresight. Our system handles three distinct jobs at once: catching sudden mechanical breakdown risks from sensor streams, estimating how many operating cycles an aging machine has left before failure (Remaining Useful Life), and scanning camera feeds for visible issues like torn conveyor belts or leaking hydraulic oil lines. We evaluated our models on three benchmark datasets, led by the 10,000-record UCI AI4I 2020 CNC milling dataset. One immediate real-world challenge was severe data imbalance. Out of 10,000 machining runs, only 339 were actual breakdowns—a mere 3.39% of the data. Training a baseline Logistic Regression model gave a deceptive 96.6% accuracy on paper, but it missed 87.6% of real breakdowns, scoring a dismal 12.4% Recall. In a factory, letting nearly nine out of ten machine failures slip past defeats the whole point of monitoring. We tackled this by configuring Extreme Gradient Boosting (XGBoost) with a cost-sensitive penalty parameter (scale_pos_weight = 27.5) to penalize missed breakdowns heavily during tree construction. This raised failure Recall to 85.3%, held overall accuracy at 97.8%, and yielded an ROC-AUC of 0.937, keeping missed failures down to just 1.6%. For long-term wear tracking, we implemented a Stacked LSTM network (64 and 32 units) over 20-step sliding sequences on NASA C-MAPSS turbomachinery data, reaching a Mean Absolute Error of 30.20 operating cycles and an $R^2$ of 0.645. For visible hardware flaws that sensors miss, MobileNet-V3 Small achieved 94.8% accuracy classifying conveyor belt tears and hydraulic leaks. Finally, we added SHAP TreeExplainer so technicians can see exact root-cause drivers behind every alert—showing Tool Wear (36.7%) and Spindle Torque (27.0%) as the primary culprits. The full pipeline runs in 14.2 milliseconds and connects to an interactive web dashboard streaming live shop-floor telemetry every 3.5 seconds.</w:t>
+        <w:t>Unexpected machinery stoppages in discrete manufacturing facilities cause severe financial and productivity losses. Traditional industrial maintenance typically oscillates between reactive run-to-failure practices that inflict secondary structural damage and rigid calendar-based overhauls that discard parts retaining substantial operational lifespan. In this project, conducted within the Department of Software Systems at Coimbatore Institute of Technology, we developed and validated GearGuard, an integrated predictive maintenance framework addressing three operational requirements: real-time mechanical failure diagnosis, remaining useful life (RUL) estimation, and edge-based optical defect screening. Benchmarking our approach on the 10,000-record UCI AI4I 2020 CNC milling dataset revealed an acute class imbalance, wherein actual mechanical breakdown events accounted for only 339 instances (3.39%). Standard baseline classifiers suffered severe recall collapse under these conditions; Logistic Regression recorded a 96.6% nominal accuracy but identified only 12.4% of actual breakdown events. By formulating an Extreme Gradient Boosting (XGBoost) classifier parameterized with cost-sensitive Hessian weighting (scale_pos_weight = 27.5), the optimization penalizes missed breakdowns, elevating failure Recall to 85.3%, holding overall accuracy at 97.8%, achieving an ROC-AUC of 0.937, and restricting unintercepted failures to 1.6%. For sequential degradation tracking, a Stacked Long Short-Term Memory (LSTM) network (64 and 32 units) evaluated on NASA C-MAPSS FD001 turbomachinery records yielded a Mean Absolute Error of 30.20 operating cycles and an $R^2$ of 0.645. To capture physical defects undetected by internal telemetry, a lightweight MobileNet-V3 Small vision model achieved 94.8% accuracy in identifying structural conveyor tears and hydraulic leaks. Game-theoretic SHAP TreeExplainer attributions revealed that Tool Wear (36.7%) and Cutting Torque (27.0%) govern failure physics. The complete pipeline executes within a 14.2 millisecond latency envelope and connects to an interactive operations cockpit streaming live telemetry at 3.5-second polling intervals.</w:t>
       </w:r>
     </w:p>
     <w:p>
@@ -181,7 +181,7 @@
           <w:color w:val="111827"/>
           <w:sz w:val="19"/>
         </w:rPr>
-        <w:t>Walk onto any modern factory floor and you will see automated CNC milling machines, robotic cells, and high-speed conveyor belts running around the clock [1], [7]. Keeping this hardware running smoothly without sudden stoppages is one of the toughest challenges in industrial engineering. The moment a cutting tool shatters or a spindle bearing overheats, the entire line backs up. Reports from the ARC Advisory Group and the International Society of Automation estimate that unexpected machinery halts drain roughly 50 billion USD out of manufacturing every year, slashing overall plant productivity by anywhere from 5% to 20% [7], [11].</w:t>
+        <w:t>Modern manufacturing plants rely heavily on automated computer numerical control (CNC) work centers, robotic cells, and material handling systems operating under continuous production schedules [1], [7]. In these environments, unplanned equipment breakdowns represent one of the most critical operational vulnerabilities. When a spindle bearing seizes or a cutting tool fractures mid-cycle, the entire manufacturing chain experiences immediate disruption. Industrial surveys conducted by the ARC Advisory Group and the International Society of Automation indicate that unscheduled machinery outages cost global manufacturers approximately 50 billion USD annually, reducing overall plant throughput by 5% to 20% [7], [11].</w:t>
       </w:r>
     </w:p>
     <w:p>
@@ -197,7 +197,7 @@
           <w:color w:val="111827"/>
           <w:sz w:val="19"/>
         </w:rPr>
-        <w:t>Right now, most plant managers find themselves trapped between two bad choices:</w:t>
+        <w:t>Factory maintenance strategies have historically operated between two sub-optimal extremes. In reactive run-to-failure regimes, equipment runs continuously until catastrophic physical breakdown occurs. While this maximizes the calendar usage duration of individual components, the resulting mechanical seizure frequently causes severe secondary damage to adjacent spindle assemblies, incurs emergency labor overtime, and disrupts committed customer shipping deadlines [1], [3]. Conversely, preventive maintenance protocols replace components according to fixed operating hours or calendar intervals regardless of physical condition. Although this prevents certain in-service failures, empirical studies demonstrate that over 70% of parts discarded during routine preventive servicing still retain substantial usable operational life [7], [12].</w:t>
       </w:r>
     </w:p>
     <w:p>
@@ -213,7 +213,7 @@
           <w:color w:val="111827"/>
           <w:sz w:val="19"/>
         </w:rPr>
-        <w:t>1. Run-to-Failure (Reactive Maintenance): Operators run machines until a part snaps or jams. This extracts every last minute of use out of the component, but it comes at a steep price: broken cutters damage tool holders, emergency overtime adds up, and unexpected downtime throws off customer shipment dates [1], [3].</w:t>
+        <w:t>Predictive Maintenance (PdM) addresses these limitations by tracking continuous machine degradation through multi-channel sensor telemetry, enabling maintenance interventions based on actual mechanical health rather than arbitrary schedules [1], [5]. However, implementing reliable predictive intelligence on industrial telemetry involves several practical challenges that baseline algorithms struggle to resolve:</w:t>
       </w:r>
     </w:p>
     <w:p>
@@ -229,7 +229,7 @@
           <w:color w:val="111827"/>
           <w:sz w:val="19"/>
         </w:rPr>
-        <w:t>2. Calendar Overhauls (Preventative Maintenance): Technicians dismantle assemblies and replace parts on fixed calendar dates—say, every 30 days or every 500 operating hours—regardless of the part's actual physical condition. This avoids some catastrophic failures, but industry surveys reveal that over 70% of parts swapped out on schedule still have plenty of usable life left [7], [12].</w:t>
+        <w:t>First, industrial datasets exhibit extreme class imbalance. In typical factory logs, normal operational hours account for over 96% of recorded data, whereas catastrophic failure instances represent a tiny minority under 4%. Under standard loss formulations, conventional classifiers often converge to trivial majority-class solutions, achieving high nominal accuracy scores while failing to identify actual breakdown events [1], [8].</w:t>
       </w:r>
     </w:p>
     <w:p>
@@ -245,7 +245,7 @@
           <w:color w:val="111827"/>
           <w:sz w:val="19"/>
         </w:rPr>
-        <w:t>Predictive Maintenance (PdM) offers a smarter path forward by tracking equipment condition through live sensor feeds and flagging failures before they turn into expensive breakdowns [1], [5]. But making this work on real industrial data is much harder than textbook examples suggest. In our lab experiments, we ran headfirst into four stubborn challenges:</w:t>
+        <w:t>Second, mechanical wear is fundamentally a cumulative temporal process. Static classifiers that evaluate single telemetry rows in isolation cannot capture the rate of temperature rise, cumulative frictional work, or mechanical fatigue accumulated across preceding cutting passes [5], [6].</w:t>
       </w:r>
     </w:p>
     <w:p>
@@ -261,7 +261,7 @@
           <w:color w:val="111827"/>
           <w:sz w:val="19"/>
         </w:rPr>
-        <w:t>* The Imbalance Trap: Healthy operation accounts for over 96% of logged industrial hours, while catastrophic failures make up a tiny fraction (under 4%). A standard machine learning model trained on this data quickly takes an easy shortcut: it predicts "no failure" on every row. It walks away with a stellar 96% accuracy score, yet fails to catch a single real breakdown when it matters [1], [8].</w:t>
+        <w:t>Third, single-modality monitoring systems possess inherent diagnostic blind spots. Vibration and temperature sensors effectively monitor internal motor load but cannot observe macroscopic physical tears on rubber conveyor belts or cracked external hydraulic lines. Conversely, optical inspection cameras pointed at an enclosed spindle housing cannot measure rotational torque loads. A robust framework requires multimodal data ingestion [9], [10].</w:t>
       </w:r>
     </w:p>
     <w:p>
@@ -277,7 +277,7 @@
           <w:color w:val="111827"/>
           <w:sz w:val="19"/>
         </w:rPr>
-        <w:t>* Wear Takes Time to Build Up: A single row of sensor readings cannot tell you how fast a motor is heating up or how metal fatigue has accumulated across recent work cycles. Static classifiers that evaluate one timestamp in isolation completely miss the speed of wear [5], [6].</w:t>
+        <w:t>Finally, the opacity of advanced ensemble and deep neural architectures often creates an operator trust deficit. When an automated system flags a high-priority shutdown alert without explaining the underlying physical root cause, plant technicians are reluctant to interrupt active production lines [1], [8].</w:t>
       </w:r>
     </w:p>
     <w:p>
@@ -293,7 +293,7 @@
           <w:color w:val="111827"/>
           <w:sz w:val="19"/>
         </w:rPr>
-        <w:t>* Sensors Cannot See, and Cameras Cannot Feel: Vibration and temperature sensors are great for tracking motor loads, but they cannot spot a ripped rubber conveyor belt or a cracked hydraulic seal. On the other hand, an optical camera pointed at an enclosed motor housing cannot tell you how much torque the spindle is fighting. Relying on only one sensory channel leaves dangerous blind spots [9], [10].</w:t>
+        <w:t>To resolve these practical challenges, this paper presents GearGuard, a modular predictive maintenance framework. Our primary contributions are threefold: we formulate a unified diagnostic and prognostic architecture coupling cost-sensitive XGBoost with a Stacked LSTM network to deliver dual classification and continuous RUL estimates within 14.2 milliseconds; we resolve the 3.39% minority class imbalance in the UCI AI4I CNC dataset via cost-sensitive Hessian loss reweighting (scale_pos_weight = 27.5), improving failure Recall from 12.4% to 85.3%; and we integrate edge-based MobileNet-V3 Small optical defect detection alongside game-theoretic SHAP explainability inside an interactive operations cockpit streaming live telemetry every 3.5 seconds.</w:t>
       </w:r>
     </w:p>
     <w:p>
@@ -309,135 +309,7 @@
           <w:color w:val="111827"/>
           <w:sz w:val="19"/>
         </w:rPr>
-        <w:t>* The Operator Trust Gap: Plant technicians and machine operators are naturally suspicious of black-box algorithms. If an AI dashboard flashes a warning telling them to shut down a line, but gives zero explanation of what is actually wrong, operators will simply dismiss the alert until smoke starts appearing [1], [8].</w:t>
-      </w:r>
-    </w:p>
-    <w:p>
-      <w:pPr>
-        <w:spacing w:before="0" w:after="60" w:line="276" w:lineRule="auto"/>
-        <w:jc w:val="both"/>
-      </w:pPr>
-      <w:r>
-        <w:rPr>
-          <w:rFonts w:ascii="Times New Roman" w:hAnsi="Times New Roman"/>
-          <w:b/>
-          <w:i w:val="0"/>
-          <w:color w:val="1E3A8A"/>
-          <w:sz w:val="21"/>
-        </w:rPr>
-        <w:t>What This Study Delivers</w:t>
-      </w:r>
-    </w:p>
-    <w:p>
-      <w:pPr>
-        <w:spacing w:before="0" w:after="80" w:line="276" w:lineRule="auto"/>
-        <w:jc w:val="both"/>
-      </w:pPr>
-      <w:r>
-        <w:rPr>
-          <w:rFonts w:ascii="Times New Roman" w:hAnsi="Times New Roman"/>
-          <w:b w:val="0"/>
-          <w:i w:val="0"/>
-          <w:color w:val="111827"/>
-          <w:sz w:val="19"/>
-        </w:rPr>
-        <w:t>We designed GearGuard to solve these practical factory floor issues. The core contributions of our work are:</w:t>
-      </w:r>
-    </w:p>
-    <w:p>
-      <w:pPr>
-        <w:spacing w:before="0" w:after="80" w:line="276" w:lineRule="auto"/>
-        <w:jc w:val="both"/>
-      </w:pPr>
-      <w:r>
-        <w:rPr>
-          <w:rFonts w:ascii="Times New Roman" w:hAnsi="Times New Roman"/>
-          <w:b w:val="0"/>
-          <w:i w:val="0"/>
-          <w:color w:val="111827"/>
-          <w:sz w:val="19"/>
-        </w:rPr>
-        <w:t>1. A Unified Diagnostic and Prognostic Setup: We combined a fast, cost-weighted XGBoost classifier for instant breakdown warnings with a Stacked LSTM neural network for continuous Remaining Useful Life (RUL) forecasting, keeping total inference latency under 15 milliseconds.</w:t>
-      </w:r>
-    </w:p>
-    <w:p>
-      <w:pPr>
-        <w:spacing w:before="0" w:after="80" w:line="276" w:lineRule="auto"/>
-        <w:jc w:val="both"/>
-      </w:pPr>
-      <w:r>
-        <w:rPr>
-          <w:rFonts w:ascii="Times New Roman" w:hAnsi="Times New Roman"/>
-          <w:b w:val="0"/>
-          <w:i w:val="0"/>
-          <w:color w:val="111827"/>
-          <w:sz w:val="19"/>
-        </w:rPr>
-        <w:t>2. Handling 3.39% Imbalance Through Cost-Sensitive Loss: By tuning positive class penalty weights (scale_pos_weight = 27.5) inside the XGBoost objective, we boosted breakdown Recall from 12.4% (baseline) to 85.3%, slashing missed failures down to 1.6%.</w:t>
-      </w:r>
-    </w:p>
-    <w:p>
-      <w:pPr>
-        <w:spacing w:before="0" w:after="80" w:line="276" w:lineRule="auto"/>
-        <w:jc w:val="both"/>
-      </w:pPr>
-      <w:r>
-        <w:rPr>
-          <w:rFonts w:ascii="Times New Roman" w:hAnsi="Times New Roman"/>
-          <w:b w:val="0"/>
-          <w:i w:val="0"/>
-          <w:color w:val="111827"/>
-          <w:sz w:val="19"/>
-        </w:rPr>
-        <w:t>3. Shop-Floor Visual Defect Screening: We trained a lightweight MobileNet-V3 Small vision model with Sobel edge filtering and dark-patch pooling to spot conveyor belt tears and hydraulic leaks at 94.8% accuracy.</w:t>
-      </w:r>
-    </w:p>
-    <w:p>
-      <w:pPr>
-        <w:spacing w:before="0" w:after="80" w:line="276" w:lineRule="auto"/>
-        <w:jc w:val="both"/>
-      </w:pPr>
-      <w:r>
-        <w:rPr>
-          <w:rFonts w:ascii="Times New Roman" w:hAnsi="Times New Roman"/>
-          <w:b w:val="0"/>
-          <w:i w:val="0"/>
-          <w:color w:val="111827"/>
-          <w:sz w:val="19"/>
-        </w:rPr>
-        <w:t>4. Actionable Root Causes in a Live Cockpit: We embedded SHAP TreeExplainer to break down alerts into exact physical feature contributions (proving Tool Wear at 36.7% and Cutting Torque at 27.0% govern machine breakdowns) and connected the entire pipeline to an interactive web dashboard streaming live telemetry every 3.5 seconds.</w:t>
-      </w:r>
-    </w:p>
-    <w:p>
-      <w:pPr>
-        <w:spacing w:before="0" w:after="60" w:line="276" w:lineRule="auto"/>
-        <w:jc w:val="both"/>
-      </w:pPr>
-      <w:r>
-        <w:rPr>
-          <w:rFonts w:ascii="Times New Roman" w:hAnsi="Times New Roman"/>
-          <w:b/>
-          <w:i w:val="0"/>
-          <w:color w:val="1E3A8A"/>
-          <w:sz w:val="21"/>
-        </w:rPr>
-        <w:t>Roadmap of the Article</w:t>
-      </w:r>
-    </w:p>
-    <w:p>
-      <w:pPr>
-        <w:spacing w:before="0" w:after="80" w:line="276" w:lineRule="auto"/>
-        <w:jc w:val="both"/>
-      </w:pPr>
-      <w:r>
-        <w:rPr>
-          <w:rFonts w:ascii="Times New Roman" w:hAnsi="Times New Roman"/>
-          <w:b w:val="0"/>
-          <w:i w:val="0"/>
-          <w:color w:val="111827"/>
-          <w:sz w:val="19"/>
-        </w:rPr>
-        <w:t>The rest of this paper is organized as follows: Section 2 reviews peer-reviewed literature from 2020 to 2025. Section 3 formalizes our problem definition and research questions. Section 4 describes the industrial datasets and preprocessing pipelines. Section 5 details the GearGuard system architecture and mathematical foundations. Section 6 and Section 7 cover our experimental environment and evaluation metrics. Section 8 presents the quantitative results, confusion matrices, and cockpit screenshots. Section 9 discusses practical trade-offs, operator trust, and error analysis. Section 10 summarizes our findings and outlines next steps.</w:t>
+        <w:t>The remainder of this article is organized as follows: Section 2 reviews peer-reviewed literature published from 2020 to 2025. Section 3 formalizes the mathematical problem definition and research questions. Section 4 details the evaluated industrial datasets and preprocessing pipelines. Section 5 describes the GearGuard methodology and algorithmic formulations. Section 6 and Section 7 outline the experimental setup and evaluation metrics. Section 8 reports experimental results, benchmark comparisons, and system screenshots. Section 9 discusses operational trade-offs, explainability, and error patterns. Section 10 concludes the study and outlines future research directions.</w:t>
       </w:r>
     </w:p>
     <w:p>
@@ -469,7 +341,7 @@
           <w:color w:val="111827"/>
           <w:sz w:val="19"/>
         </w:rPr>
-        <w:t>Predictive maintenance, deep learning prognostics, and industrial computer vision have advanced rapidly over the past five years (2020–2025). We reviewed twelve recent peer-reviewed studies across top manufacturing and artificial intelligence venues to understand where current methods succeed and where they fall short. Table 1 summarizes these key works.</w:t>
+        <w:t>Predictive maintenance, deep prognostics, and industrial computer vision have advanced rapidly over the past five years (2020–2025). We reviewed twelve recent peer-reviewed studies across top manufacturing and artificial intelligence venues to understand where current methods succeed and where they fall short. Table 1 summarizes these key works.</w:t>
       </w:r>
     </w:p>
     <w:p>
@@ -2337,7 +2209,7 @@
           <w:color w:val="1E3A8A"/>
           <w:sz w:val="21"/>
         </w:rPr>
-        <w:t>Where Existing Work Falls Short</w:t>
+        <w:t>Research Gap Analysis</w:t>
       </w:r>
     </w:p>
     <w:p>
@@ -2353,55 +2225,7 @@
           <w:color w:val="111827"/>
           <w:sz w:val="19"/>
         </w:rPr>
-        <w:t>Comparing these published papers revealed three distinct gaps in current literature:</w:t>
-      </w:r>
-    </w:p>
-    <w:p>
-      <w:pPr>
-        <w:spacing w:before="0" w:after="80" w:line="276" w:lineRule="auto"/>
-        <w:jc w:val="both"/>
-      </w:pPr>
-      <w:r>
-        <w:rPr>
-          <w:rFonts w:ascii="Times New Roman" w:hAnsi="Times New Roman"/>
-          <w:b w:val="0"/>
-          <w:i w:val="0"/>
-          <w:color w:val="111827"/>
-          <w:sz w:val="19"/>
-        </w:rPr>
-        <w:t>1. Isolated Tasks: Most researchers build models for one task only. A paper tackles binary classification, another focuses on RUL regression, and a third works on computer vision. On a real shop floor, technicians need all three answers in one screen: *Is the machine about to jam? How long can it run? Are the external belts and pipes damaged?*</w:t>
-      </w:r>
-    </w:p>
-    <w:p>
-      <w:pPr>
-        <w:spacing w:before="0" w:after="80" w:line="276" w:lineRule="auto"/>
-        <w:jc w:val="both"/>
-      </w:pPr>
-      <w:r>
-        <w:rPr>
-          <w:rFonts w:ascii="Times New Roman" w:hAnsi="Times New Roman"/>
-          <w:b w:val="0"/>
-          <w:i w:val="0"/>
-          <w:color w:val="111827"/>
-          <w:sz w:val="19"/>
-        </w:rPr>
-        <w:t>2. Ignoring Imbalance in Evaluation: Too many papers report high accuracy without emphasizing that 96% of their test rows are healthy runs. When failures are scarce, overall accuracy is a misleading metric. Practical systems must prioritize failure Recall.</w:t>
-      </w:r>
-    </w:p>
-    <w:p>
-      <w:pPr>
-        <w:spacing w:before="0" w:after="80" w:line="276" w:lineRule="auto"/>
-        <w:jc w:val="both"/>
-      </w:pPr>
-      <w:r>
-        <w:rPr>
-          <w:rFonts w:ascii="Times New Roman" w:hAnsi="Times New Roman"/>
-          <w:b w:val="0"/>
-          <w:i w:val="0"/>
-          <w:color w:val="111827"/>
-          <w:sz w:val="19"/>
-        </w:rPr>
-        <w:t>3. The Deployment Disconnect: As Carvalho et al. pointed out [7], over 78% of published models never leave an offline Jupyter notebook. They lack the fast inference speeds, automated maintenance work orders, and intuitive visual dashboards that factory operators need on daily shifts.</w:t>
+        <w:t>An analysis of the existing literature reveals three distinct shortcomings in current industrial AI implementations. Most existing works isolate learning tasks into separate domains, evaluating binary failure detection, remaining useful life regression, or visual defect inspection in complete isolation rather than within a coherent plant architecture. Furthermore, studies frequently report overall classification accuracy on imbalanced benchmarks without addressing the reality that majority non-failure instances skew nominal scores. Finally, as noted in recent comprehensive surveys [7], the substantial majority of published academic models remain confined to offline development notebooks, lacking the low-latency execution, automated work-order generation, and intuitive visual dashboards required for live factory deployments.</w:t>
       </w:r>
     </w:p>
     <w:p>
@@ -2593,39 +2417,7 @@
           <w:color w:val="111827"/>
           <w:sz w:val="19"/>
         </w:rPr>
-        <w:t>* Machine Operators: Get immediate color-coded alerts and clear recommendations before a tool snaps or destroys an expensive workpiece.</w:t>
-      </w:r>
-    </w:p>
-    <w:p>
-      <w:pPr>
-        <w:spacing w:before="0" w:after="80" w:line="276" w:lineRule="auto"/>
-        <w:jc w:val="both"/>
-      </w:pPr>
-      <w:r>
-        <w:rPr>
-          <w:rFonts w:ascii="Times New Roman" w:hAnsi="Times New Roman"/>
-          <w:b w:val="0"/>
-          <w:i w:val="0"/>
-          <w:color w:val="111827"/>
-          <w:sz w:val="19"/>
-        </w:rPr>
-        <w:t>* Reliability Engineers: See exact SHAP root-cause breakdowns (e.g., *"Tool wear friction is driving 52% of this failure alert"*) and cycle-based RUL predictions, allowing them to schedule repairs during planned shift changes.</w:t>
-      </w:r>
-    </w:p>
-    <w:p>
-      <w:pPr>
-        <w:spacing w:before="0" w:after="80" w:line="276" w:lineRule="auto"/>
-        <w:jc w:val="both"/>
-      </w:pPr>
-      <w:r>
-        <w:rPr>
-          <w:rFonts w:ascii="Times New Roman" w:hAnsi="Times New Roman"/>
-          <w:b w:val="0"/>
-          <w:i w:val="0"/>
-          <w:color w:val="111827"/>
-          <w:sz w:val="19"/>
-        </w:rPr>
-        <w:t>* Plant Operations Managers: Stop paying for emergency downtime, stop throwing away healthy components, and monitor global fleet health across all factory lines in real time.</w:t>
+        <w:t>The framework serves three distinct operational roles within an industrial plant. Machine operators receive immediate visual and color-coded risk indicators that recommend corrective machine parameter adjustments prior to tool breakage. Reliability engineers obtain granular SHAP feature attributions and cycle-based remaining life estimates, enabling planned maintenance scheduling during off-shift hours. Plant operations managers leverage composite fleet health metrics to minimize unscheduled line shutdowns, eliminate premature part replacement expenditures, and optimize resource allocation across manufacturing lines.</w:t>
       </w:r>
     </w:p>
     <w:p>
@@ -2642,6 +2434,22 @@
           <w:sz w:val="21"/>
         </w:rPr>
         <w:t>Research Questions and Success Criteria</w:t>
+      </w:r>
+    </w:p>
+    <w:p>
+      <w:pPr>
+        <w:spacing w:before="0" w:after="80" w:line="276" w:lineRule="auto"/>
+        <w:jc w:val="both"/>
+      </w:pPr>
+      <w:r>
+        <w:rPr>
+          <w:rFonts w:ascii="Times New Roman" w:hAnsi="Times New Roman"/>
+          <w:b w:val="0"/>
+          <w:i w:val="0"/>
+          <w:color w:val="111827"/>
+          <w:sz w:val="19"/>
+        </w:rPr>
+        <w:t>We structured our investigation around four specific research questions:</w:t>
       </w:r>
     </w:p>
     <w:p>
@@ -3624,55 +3432,7 @@
           <w:color w:val="111827"/>
           <w:sz w:val="19"/>
         </w:rPr>
-        <w:t>We took strict precautions during data preparation to make sure our evaluation remained completely fair:</w:t>
-      </w:r>
-    </w:p>
-    <w:p>
-      <w:pPr>
-        <w:spacing w:before="0" w:after="80" w:line="276" w:lineRule="auto"/>
-        <w:jc w:val="both"/>
-      </w:pPr>
-      <w:r>
-        <w:rPr>
-          <w:rFonts w:ascii="Times New Roman" w:hAnsi="Times New Roman"/>
-          <w:b w:val="0"/>
-          <w:i w:val="0"/>
-          <w:color w:val="111827"/>
-          <w:sz w:val="19"/>
-        </w:rPr>
-        <w:t>* Stratified Splitting: We partitioned the 10,000 CNC records into an 80% training set (8,000 records) and a 20% test set (2,000 records) using stratified sampling to preserve the 3.39% failure ratio in both sets.</w:t>
-      </w:r>
-    </w:p>
-    <w:p>
-      <w:pPr>
-        <w:spacing w:before="0" w:after="80" w:line="276" w:lineRule="auto"/>
-        <w:jc w:val="both"/>
-      </w:pPr>
-      <w:r>
-        <w:rPr>
-          <w:rFonts w:ascii="Times New Roman" w:hAnsi="Times New Roman"/>
-          <w:b w:val="0"/>
-          <w:i w:val="0"/>
-          <w:color w:val="111827"/>
-          <w:sz w:val="19"/>
-        </w:rPr>
-        <w:t>* Fit-Transform Discipline: We fitted our StandardScaler ($\mu = 0, \sigma = 1$) exclusively on the 8,000 training samples. The test set was transformed using the training parameters alone, preventing any test set distribution statistics from leaking into model training.</w:t>
-      </w:r>
-    </w:p>
-    <w:p>
-      <w:pPr>
-        <w:spacing w:before="0" w:after="80" w:line="276" w:lineRule="auto"/>
-        <w:jc w:val="both"/>
-      </w:pPr>
-      <w:r>
-        <w:rPr>
-          <w:rFonts w:ascii="Times New Roman" w:hAnsi="Times New Roman"/>
-          <w:b w:val="0"/>
-          <w:i w:val="0"/>
-          <w:color w:val="111827"/>
-          <w:sz w:val="19"/>
-        </w:rPr>
-        <w:t>* Unit-Based Engine Partitioning: For the NASA C-MAPSS dataset, we split data strictly by engine unit identifier rather than randomly shuffling rows. This ensured that consecutive temporal steps from the same degrading engine never appeared in both training and testing sets.</w:t>
+        <w:t>Data preprocessing strictly adhered to leak-free evaluation protocols. The 10,000 CNC milling records were partitioned into an 80% training set (8,000 samples) and a 20% test set (2,000 samples) using stratified random sampling, maintaining the exact 3.39% failure ratio across partitions. Standard scaling ($\mu=0, \sigma=1$) was computed strictly on the training partition; test samples were transformed using the frozen training parameters, eliminating distribution contamination. For the NASA C-MAPSS dataset, data partitioning was conducted strictly at the engine-unit level rather than across individual temporal steps, ensuring that time-series sequences from a single engine never co-occurred across training and testing partitions.</w:t>
       </w:r>
     </w:p>
     <w:p>

--- a/RESEARCH_ARTICLE_20MSS54_ML.docx
+++ b/RESEARCH_ARTICLE_20MSS54_ML.docx
@@ -21,23 +21,17 @@
     <w:p>
       <w:pPr>
         <w:spacing w:before="0" w:after="240" w:line="276" w:lineRule="auto"/>
-        <w:jc w:val="center"/>
+        <w:jc w:val="left"/>
       </w:pPr>
       <w:r>
         <w:rPr>
           <w:rFonts w:ascii="Times New Roman" w:hAnsi="Times New Roman"/>
-          <w:b w:val="0"/>
-          <w:i/>
-          <w:color w:val="334155"/>
-          <w:sz w:val="18"/>
+          <w:b/>
+          <w:i w:val="0"/>
+          <w:color w:val="111827"/>
+          <w:sz w:val="20"/>
         </w:rPr>
-        <w:t>Course Code: 20MSS54-ML — Assessment-II: ML/DL Research Article Writing</w:t>
-        <w:br/>
-        <w:t>Authors: Puja R (Roll No. 2403717672622039) and Rakshita N (Roll No. 2403717672622040)</w:t>
-        <w:br/>
-        <w:t>Department of Software Systems, Coimbatore Institute of Technology, Coimbatore, Tamil Nadu, India</w:t>
-        <w:br/>
-        <w:t>Academic Year: 2025 – 2026</w:t>
+        <w:t>Submitted by Rakshita N (2403717672622040)</w:t>
       </w:r>
     </w:p>
     <w:p>
@@ -53,55 +47,7 @@
           <w:color w:val="111827"/>
           <w:sz w:val="19"/>
         </w:rPr>
-        <w:t>Course Code: 20MSS54-ML — Assessment-II: ML/DL Research Article Writing</w:t>
-      </w:r>
-    </w:p>
-    <w:p>
-      <w:pPr>
-        <w:spacing w:before="0" w:after="80" w:line="276" w:lineRule="auto"/>
-        <w:jc w:val="both"/>
-      </w:pPr>
-      <w:r>
-        <w:rPr>
-          <w:rFonts w:ascii="Times New Roman" w:hAnsi="Times New Roman"/>
-          <w:b w:val="0"/>
-          <w:i w:val="0"/>
-          <w:color w:val="111827"/>
-          <w:sz w:val="19"/>
-        </w:rPr>
-        <w:t>Authors: Puja R (Roll No. 2403717672622039) and Rakshita N (Roll No. 2403717672622040)</w:t>
-      </w:r>
-    </w:p>
-    <w:p>
-      <w:pPr>
-        <w:spacing w:before="0" w:after="80" w:line="276" w:lineRule="auto"/>
-        <w:jc w:val="both"/>
-      </w:pPr>
-      <w:r>
-        <w:rPr>
-          <w:rFonts w:ascii="Times New Roman" w:hAnsi="Times New Roman"/>
-          <w:b w:val="0"/>
-          <w:i w:val="0"/>
-          <w:color w:val="111827"/>
-          <w:sz w:val="19"/>
-        </w:rPr>
-        <w:t>Affiliation: Department of Software Systems, Coimbatore Institute of Technology, Coimbatore, Tamil Nadu, India</w:t>
-      </w:r>
-    </w:p>
-    <w:p>
-      <w:pPr>
-        <w:spacing w:before="0" w:after="80" w:line="276" w:lineRule="auto"/>
-        <w:jc w:val="both"/>
-      </w:pPr>
-      <w:r>
-        <w:rPr>
-          <w:rFonts w:ascii="Times New Roman" w:hAnsi="Times New Roman"/>
-          <w:b w:val="0"/>
-          <w:i w:val="0"/>
-          <w:color w:val="111827"/>
-          <w:sz w:val="19"/>
-        </w:rPr>
-        <w:t>Academic Year: 2025 – 2026</w:t>
+        <w:t>Submitted by Rakshita N (2403717672622040)</w:t>
       </w:r>
     </w:p>
     <w:p>
